--- a/docs/ARC_Final_Report.docx
+++ b/docs/ARC_Final_Report.docx
@@ -566,7 +566,15 @@
         <w:pStyle w:val="ListBullet"/>
       </w:pPr>
       <w:r>
-        <w:t>logger.py and cli.py - JSONL plus human-readable execution logs, and a command-line interface (validate, run, simulate, selftest, status).</w:t>
+        <w:t>logger.py and cli.py - JSONL plus human-readable execution logs, and a command-line interface (validate, run, simulate, selftest, status, web).</w:t>
+      </w:r>
+    </w:p>
+    <w:p>
+      <w:pPr>
+        <w:pStyle w:val="ListBullet"/>
+      </w:pPr>
+      <w:r>
+        <w:t>web.py - a zero-dependency live dashboard (arc web) showing CPU/memory/battery gauges, contract lifecycle states, managed processes with before/after resource state, and a streaming event feed, used for real-time demonstration of policy decisions.</w:t>
       </w:r>
     </w:p>
     <w:p>

--- a/docs/ARC_Final_Report.docx
+++ b/docs/ARC_Final_Report.docx
@@ -492,7 +492,7 @@
           <w:i w:val="0"/>
           <w:sz w:val="22"/>
         </w:rPr>
-        <w:t>The implementation is portable Python built on psutil, with a capability layer that detects platform features at startup. Linux and WSL support the full action set; macOS degrades gracefully where affinity is unavailable; Windows supports priority and affinity but not POSIX signal suspend. Several operations require elevated privileges (negative nice values, cgroups, and restoring a raised nice value on POSIX). ARC detects privileges at startup, clamps unprivileged nice changes to safe values, and logs skipped actions instead of failing.</w:t>
+        <w:t>The implementation is portable Python built on psutil, with a capability layer that detects platform features at startup. Linux and WSL support the full action set; macOS degrades gracefully where affinity is unavailable; Windows supports priority and affinity but not POSIX signal suspend. WSL exposes no battery device, so ARC bridges to the Windows battery through a cached interop call, keeping the battery-saver contract functional in the WSL demo environment. Several operations require elevated privileges (negative nice values, cgroups, and restoring a raised nice value on POSIX). ARC detects privileges at startup, clamps unprivileged nice changes to safe values, and logs skipped actions instead of failing. A guided demonstration command (arc demo) and a portable load generator run identically on all four supported platforms.</w:t>
       </w:r>
     </w:p>
     <w:p>

--- a/docs/ARC_Final_Report.docx
+++ b/docs/ARC_Final_Report.docx
@@ -236,7 +236,58 @@
           <w:i w:val="0"/>
           <w:sz w:val="22"/>
         </w:rPr>
-        <w:t>Limitations and research gap. The technical building blocks for adaptive resource management already exist, and several tools demonstrate partial automation. However, monitoring and enforcement remain separate, policies are predominantly static, and no lightweight abstraction connects runtime conditions, resource actions, and restoration behavior within a single user-defined contract. ARC investigates exactly this gap: a policy layer that coordinates existing mechanisms rather than replacing them.</w:t>
+        <w:t>Limitations and research gap. The technical building blocks for adaptive resource management already exist, and several tools demonstrate partial automation. However, monitoring and enforcement remain separate, policies are predominantly static, and no lightweight abstraction connects runtime conditions, resource actions, and restoration behavior within a single user-defined contract. In short, existing tools each cover one slice of the policy cycle, while none of them closes the monitor-detect-decide-enforce-restore loop as a single user-defined unit (Figure 1). ARC investigates exactly this gap: a policy layer that coordinates existing mechanisms rather than replacing them.</w:t>
+      </w:r>
+    </w:p>
+    <w:p>
+      <w:pPr>
+        <w:jc w:val="center"/>
+      </w:pPr>
+      <w:r>
+        <w:drawing>
+          <wp:inline xmlns:a="http://schemas.openxmlformats.org/drawingml/2006/main" xmlns:pic="http://schemas.openxmlformats.org/drawingml/2006/picture">
+            <wp:extent cx="5486400" cy="2355336"/>
+            <wp:docPr id="1" name="Picture 1"/>
+            <wp:cNvGraphicFramePr>
+              <a:graphicFrameLocks noChangeAspect="1"/>
+            </wp:cNvGraphicFramePr>
+            <a:graphic>
+              <a:graphicData uri="http://schemas.openxmlformats.org/drawingml/2006/picture">
+                <pic:pic>
+                  <pic:nvPicPr>
+                    <pic:cNvPr id="0" name="fig_gap.png"/>
+                    <pic:cNvPicPr/>
+                  </pic:nvPicPr>
+                  <pic:blipFill>
+                    <a:blip r:embed="rId9"/>
+                    <a:stretch>
+                      <a:fillRect/>
+                    </a:stretch>
+                  </pic:blipFill>
+                  <pic:spPr>
+                    <a:xfrm>
+                      <a:off x="0" y="0"/>
+                      <a:ext cx="5486400" cy="2355336"/>
+                    </a:xfrm>
+                    <a:prstGeom prst="rect"/>
+                  </pic:spPr>
+                </pic:pic>
+              </a:graphicData>
+            </a:graphic>
+          </wp:inline>
+        </w:drawing>
+      </w:r>
+    </w:p>
+    <w:p>
+      <w:pPr>
+        <w:jc w:val="center"/>
+      </w:pPr>
+      <w:r>
+        <w:rPr>
+          <w:i/>
+          <w:sz w:val="18"/>
+        </w:rPr>
+        <w:t>Figure 1: The research gap. Manual scripts and existing automation tools each cover a slice of the policy cycle; an ARC contract spans the complete closed loop.</w:t>
       </w:r>
     </w:p>
     <w:p>
@@ -329,7 +380,7 @@
         <w:drawing>
           <wp:inline xmlns:a="http://schemas.openxmlformats.org/drawingml/2006/main" xmlns:pic="http://schemas.openxmlformats.org/drawingml/2006/picture">
             <wp:extent cx="5486400" cy="2741445"/>
-            <wp:docPr id="1" name="Picture 1"/>
+            <wp:docPr id="2" name="Picture 2"/>
             <wp:cNvGraphicFramePr>
               <a:graphicFrameLocks noChangeAspect="1"/>
             </wp:cNvGraphicFramePr>
@@ -341,7 +392,7 @@
                     <pic:cNvPicPr/>
                   </pic:nvPicPr>
                   <pic:blipFill>
-                    <a:blip r:embed="rId9"/>
+                    <a:blip r:embed="rId10"/>
                     <a:stretch>
                       <a:fillRect/>
                     </a:stretch>
@@ -369,7 +420,7 @@
           <w:i/>
           <w:sz w:val="18"/>
         </w:rPr>
-        <w:t>Figure 1: ARC architecture. Monitoring feeds event detection; the contract engine decides; the executor enforces through existing OS interfaces; snapshots enable restoration.</w:t>
+        <w:t>Figure 2: ARC architecture. Monitoring feeds event detection; the contract engine decides; the executor enforces through existing OS interfaces; snapshots enable restoration.</w:t>
       </w:r>
     </w:p>
     <w:p>
@@ -416,7 +467,7 @@
         <w:drawing>
           <wp:inline xmlns:a="http://schemas.openxmlformats.org/drawingml/2006/main" xmlns:pic="http://schemas.openxmlformats.org/drawingml/2006/picture">
             <wp:extent cx="5486400" cy="2041451"/>
-            <wp:docPr id="2" name="Picture 2"/>
+            <wp:docPr id="3" name="Picture 3"/>
             <wp:cNvGraphicFramePr>
               <a:graphicFrameLocks noChangeAspect="1"/>
             </wp:cNvGraphicFramePr>
@@ -428,7 +479,7 @@
                     <pic:cNvPicPr/>
                   </pic:nvPicPr>
                   <pic:blipFill>
-                    <a:blip r:embed="rId10"/>
+                    <a:blip r:embed="rId11"/>
                     <a:stretch>
                       <a:fillRect/>
                     </a:stretch>
@@ -456,7 +507,7 @@
           <w:i/>
           <w:sz w:val="18"/>
         </w:rPr>
-        <w:t>Figure 2: Per-contract lifecycle. Restoration returns the system to its pre-contract state.</w:t>
+        <w:t>Figure 3: Per-contract lifecycle. Restoration returns the system to its pre-contract state.</w:t>
       </w:r>
     </w:p>
     <w:p>
@@ -1170,7 +1221,7 @@
         <w:drawing>
           <wp:inline xmlns:a="http://schemas.openxmlformats.org/drawingml/2006/main" xmlns:pic="http://schemas.openxmlformats.org/drawingml/2006/picture">
             <wp:extent cx="5486400" cy="2779776"/>
-            <wp:docPr id="3" name="Picture 3"/>
+            <wp:docPr id="4" name="Picture 4"/>
             <wp:cNvGraphicFramePr>
               <a:graphicFrameLocks noChangeAspect="1"/>
             </wp:cNvGraphicFramePr>
@@ -1182,7 +1233,7 @@
                     <pic:cNvPicPr/>
                   </pic:nvPicPr>
                   <pic:blipFill>
-                    <a:blip r:embed="rId11"/>
+                    <a:blip r:embed="rId12"/>
                     <a:stretch>
                       <a:fillRect/>
                     </a:stretch>
@@ -1210,7 +1261,7 @@
           <w:i/>
           <w:sz w:val="18"/>
         </w:rPr>
-        <w:t>Figure 3: Detection latency versus sampling interval and debounce (mean ± stdev).</w:t>
+        <w:t>Figure 4: Detection latency versus sampling interval and debounce (mean ± stdev).</w:t>
       </w:r>
     </w:p>
     <w:p>
@@ -1473,7 +1524,7 @@
         <w:drawing>
           <wp:inline xmlns:a="http://schemas.openxmlformats.org/drawingml/2006/main" xmlns:pic="http://schemas.openxmlformats.org/drawingml/2006/picture">
             <wp:extent cx="5486400" cy="3291840"/>
-            <wp:docPr id="4" name="Picture 4"/>
+            <wp:docPr id="5" name="Picture 5"/>
             <wp:cNvGraphicFramePr>
               <a:graphicFrameLocks noChangeAspect="1"/>
             </wp:cNvGraphicFramePr>
@@ -1485,7 +1536,7 @@
                     <pic:cNvPicPr/>
                   </pic:nvPicPr>
                   <pic:blipFill>
-                    <a:blip r:embed="rId12"/>
+                    <a:blip r:embed="rId13"/>
                     <a:stretch>
                       <a:fillRect/>
                     </a:stretch>
@@ -1513,7 +1564,7 @@
           <w:i/>
           <w:sz w:val="18"/>
         </w:rPr>
-        <w:t>Figure 4: ARC CPU overhead versus sampling interval (20 background processes).</w:t>
+        <w:t>Figure 5: ARC CPU overhead versus sampling interval (20 background processes).</w:t>
       </w:r>
     </w:p>
     <w:p>
@@ -1724,7 +1775,7 @@
         <w:drawing>
           <wp:inline xmlns:a="http://schemas.openxmlformats.org/drawingml/2006/main" xmlns:pic="http://schemas.openxmlformats.org/drawingml/2006/picture">
             <wp:extent cx="5486400" cy="3207434"/>
-            <wp:docPr id="5" name="Picture 5"/>
+            <wp:docPr id="6" name="Picture 6"/>
             <wp:cNvGraphicFramePr>
               <a:graphicFrameLocks noChangeAspect="1"/>
             </wp:cNvGraphicFramePr>
@@ -1736,7 +1787,7 @@
                     <pic:cNvPicPr/>
                   </pic:nvPicPr>
                   <pic:blipFill>
-                    <a:blip r:embed="rId13"/>
+                    <a:blip r:embed="rId14"/>
                     <a:stretch>
                       <a:fillRect/>
                     </a:stretch>
@@ -1764,7 +1815,7 @@
           <w:i/>
           <w:sz w:val="18"/>
         </w:rPr>
-        <w:t>Figure 5: Worker CPU share under contention for different contract-enforced priority levels.</w:t>
+        <w:t>Figure 6: Worker CPU share under contention for different contract-enforced priority levels.</w:t>
       </w:r>
     </w:p>
     <w:p>
@@ -1782,7 +1833,7 @@
           <w:i w:val="0"/>
           <w:sz w:val="22"/>
         </w:rPr>
-        <w:t>A full live contract was exercised with real processes and real actions: when a compiler process appeared, its priority was raised and a background workload was deprioritized; when the compiler exited, all changes were reverted. Trigger-to-first-action latency was 304.3 ms at the 0.2 s sampling interval, and the background workload's nice value returned exactly to its original value (restore exact: True). Figure 6 shows the observed lifecycle timeline.</w:t>
+        <w:t>A full live contract was exercised with real processes and real actions: when a compiler process appeared, its priority was raised and a background workload was deprioritized; when the compiler exited, all changes were reverted. Trigger-to-first-action latency was 304.3 ms at the 0.2 s sampling interval, and the background workload's nice value returned exactly to its original value (restore exact: True). Figure 7 shows the observed lifecycle timeline.</w:t>
       </w:r>
     </w:p>
     <w:p>
@@ -1793,7 +1844,7 @@
         <w:drawing>
           <wp:inline xmlns:a="http://schemas.openxmlformats.org/drawingml/2006/main" xmlns:pic="http://schemas.openxmlformats.org/drawingml/2006/picture">
             <wp:extent cx="5486400" cy="2194560"/>
-            <wp:docPr id="6" name="Picture 6"/>
+            <wp:docPr id="7" name="Picture 7"/>
             <wp:cNvGraphicFramePr>
               <a:graphicFrameLocks noChangeAspect="1"/>
             </wp:cNvGraphicFramePr>
@@ -1805,7 +1856,7 @@
                     <pic:cNvPicPr/>
                   </pic:nvPicPr>
                   <pic:blipFill>
-                    <a:blip r:embed="rId14"/>
+                    <a:blip r:embed="rId15"/>
                     <a:stretch>
                       <a:fillRect/>
                     </a:stretch>
@@ -1833,7 +1884,7 @@
           <w:i/>
           <w:sz w:val="18"/>
         </w:rPr>
-        <w:t>Figure 6: Live contract lifecycle: trigger, enforcement, restoration.</w:t>
+        <w:t>Figure 7: Live contract lifecycle: trigger, enforcement, restoration.</w:t>
       </w:r>
     </w:p>
     <w:p>
